--- a/离散数学/集合论与图论/集合论与图论（上）课后习题/第6讲测验.docx
+++ b/离散数学/集合论与图论/集合论与图论（上）课后习题/第6讲测验.docx
@@ -387,28 +387,16 @@
         <w:spacing w:line="360" w:lineRule="auto"/>
         <w:rPr>
           <w:rFonts w:hint="eastAsia"/>
+          <w:highlight w:val="yellow"/>
           <w:lang w:eastAsia="zh-CN"/>
         </w:rPr>
       </w:pPr>
       <w:r>
         <w:rPr>
+          <w:highlight w:val="yellow"/>
           <w:lang w:eastAsia="zh-CN"/>
         </w:rPr>
-        <w:t>3,设X为有穷集合，S={</w:t>
-      </w:r>
-      <w:proofErr w:type="spellStart"/>
-      <w:r>
-        <w:rPr>
-          <w:lang w:eastAsia="zh-CN"/>
-        </w:rPr>
-        <w:t>f|f</w:t>
-      </w:r>
-      <w:proofErr w:type="spellEnd"/>
-      <w:r>
-        <w:rPr>
-          <w:lang w:eastAsia="zh-CN"/>
-        </w:rPr>
-        <w:t>为从X到X的双射}，则S上的映射的合成运算满足交换律。</w:t>
+        <w:t>3,设X为有穷集合，S={f|f为从X到X的双射}，则S上的映射的合成运算满足交换律。</w:t>
       </w:r>
     </w:p>
     <w:p>
@@ -416,22 +404,28 @@
         <w:spacing w:line="360" w:lineRule="auto"/>
         <w:rPr>
           <w:rFonts w:hint="eastAsia"/>
+          <w:highlight w:val="yellow"/>
         </w:rPr>
       </w:pPr>
-      <w:proofErr w:type="spellStart"/>
       <w:r>
+        <w:rPr>
+          <w:highlight w:val="yellow"/>
+        </w:rPr>
         <w:t>A,错误</w:t>
       </w:r>
-      <w:proofErr w:type="spellEnd"/>
     </w:p>
     <w:p>
       <w:pPr>
         <w:spacing w:line="360" w:lineRule="auto"/>
         <w:rPr>
           <w:rFonts w:hint="eastAsia"/>
+          <w:highlight w:val="yellow"/>
         </w:rPr>
       </w:pPr>
       <w:r>
+        <w:rPr>
+          <w:highlight w:val="yellow"/>
+        </w:rPr>
         <w:t>B,正确</w:t>
       </w:r>
     </w:p>
@@ -439,29 +433,54 @@
       <w:pPr>
         <w:spacing w:line="360" w:lineRule="auto"/>
       </w:pPr>
-      <w:proofErr w:type="spellStart"/>
       <w:r>
+        <w:rPr>
+          <w:highlight w:val="yellow"/>
+        </w:rPr>
         <w:t>答案:A</w:t>
       </w:r>
-      <w:proofErr w:type="spellEnd"/>
     </w:p>
     <w:p>
       <w:pPr>
         <w:spacing w:line="360" w:lineRule="auto"/>
-        <w:rPr>
-          <w:rFonts w:hint="eastAsia"/>
-        </w:rPr>
-      </w:pPr>
-    </w:p>
-    <w:p>
-      <w:pPr>
-        <w:spacing w:line="360" w:lineRule="auto"/>
-        <w:rPr>
-          <w:rFonts w:hint="eastAsia"/>
-        </w:rPr>
       </w:pPr>
       <w:r>
-        <w:t>4,设，+表示整数的加法运算，则（Z, +）与(2Z，+）同构。</w:t>
+        <w:lastRenderedPageBreak/>
+        <w:drawing>
+          <wp:inline distT="0" distB="0" distL="0" distR="0" wp14:anchorId="0E994818" wp14:editId="6359F3C6">
+            <wp:extent cx="5486400" cy="701675"/>
+            <wp:effectExtent l="0" t="0" r="0" b="3175"/>
+            <wp:docPr id="86561169" name="图片 1"/>
+            <wp:cNvGraphicFramePr>
+              <a:graphicFrameLocks xmlns:a="http://schemas.openxmlformats.org/drawingml/2006/main" noChangeAspect="1"/>
+            </wp:cNvGraphicFramePr>
+            <a:graphic xmlns:a="http://schemas.openxmlformats.org/drawingml/2006/main">
+              <a:graphicData uri="http://schemas.openxmlformats.org/drawingml/2006/picture">
+                <pic:pic xmlns:pic="http://schemas.openxmlformats.org/drawingml/2006/picture">
+                  <pic:nvPicPr>
+                    <pic:cNvPr id="86561169" name=""/>
+                    <pic:cNvPicPr/>
+                  </pic:nvPicPr>
+                  <pic:blipFill>
+                    <a:blip r:embed="rId10"/>
+                    <a:stretch>
+                      <a:fillRect/>
+                    </a:stretch>
+                  </pic:blipFill>
+                  <pic:spPr>
+                    <a:xfrm>
+                      <a:off x="0" y="0"/>
+                      <a:ext cx="5486400" cy="701675"/>
+                    </a:xfrm>
+                    <a:prstGeom prst="rect">
+                      <a:avLst/>
+                    </a:prstGeom>
+                  </pic:spPr>
+                </pic:pic>
+              </a:graphicData>
+            </a:graphic>
+          </wp:inline>
+        </w:drawing>
       </w:r>
     </w:p>
     <w:p>
@@ -472,6 +491,77 @@
         </w:rPr>
       </w:pPr>
       <w:r>
+        <w:drawing>
+          <wp:inline distT="0" distB="0" distL="0" distR="0" wp14:anchorId="792B6C2A" wp14:editId="1CD5EA16">
+            <wp:extent cx="2495550" cy="6061944"/>
+            <wp:effectExtent l="0" t="0" r="0" b="0"/>
+            <wp:docPr id="1290705730" name="图片 1"/>
+            <wp:cNvGraphicFramePr>
+              <a:graphicFrameLocks xmlns:a="http://schemas.openxmlformats.org/drawingml/2006/main" noChangeAspect="1"/>
+            </wp:cNvGraphicFramePr>
+            <a:graphic xmlns:a="http://schemas.openxmlformats.org/drawingml/2006/main">
+              <a:graphicData uri="http://schemas.openxmlformats.org/drawingml/2006/picture">
+                <pic:pic xmlns:pic="http://schemas.openxmlformats.org/drawingml/2006/picture">
+                  <pic:nvPicPr>
+                    <pic:cNvPr id="1290705730" name=""/>
+                    <pic:cNvPicPr/>
+                  </pic:nvPicPr>
+                  <pic:blipFill>
+                    <a:blip r:embed="rId11"/>
+                    <a:stretch>
+                      <a:fillRect/>
+                    </a:stretch>
+                  </pic:blipFill>
+                  <pic:spPr>
+                    <a:xfrm>
+                      <a:off x="0" y="0"/>
+                      <a:ext cx="2535569" cy="6159154"/>
+                    </a:xfrm>
+                    <a:prstGeom prst="rect">
+                      <a:avLst/>
+                    </a:prstGeom>
+                  </pic:spPr>
+                </pic:pic>
+              </a:graphicData>
+            </a:graphic>
+          </wp:inline>
+        </w:drawing>
+      </w:r>
+    </w:p>
+    <w:p>
+      <w:pPr>
+        <w:spacing w:line="360" w:lineRule="auto"/>
+      </w:pPr>
+    </w:p>
+    <w:p>
+      <w:pPr>
+        <w:spacing w:line="360" w:lineRule="auto"/>
+        <w:rPr>
+          <w:rFonts w:hint="eastAsia"/>
+          <w:highlight w:val="yellow"/>
+          <w:lang w:eastAsia="zh-CN"/>
+        </w:rPr>
+      </w:pPr>
+      <w:r>
+        <w:rPr>
+          <w:highlight w:val="yellow"/>
+          <w:lang w:eastAsia="zh-CN"/>
+        </w:rPr>
+        <w:t>4,设，+表示整数的加法运算，则（Z, +）与(2Z，+）同构。</w:t>
+      </w:r>
+    </w:p>
+    <w:p>
+      <w:pPr>
+        <w:spacing w:line="360" w:lineRule="auto"/>
+        <w:rPr>
+          <w:rFonts w:hint="eastAsia"/>
+          <w:highlight w:val="yellow"/>
+        </w:rPr>
+      </w:pPr>
+      <w:r>
+        <w:rPr>
+          <w:highlight w:val="yellow"/>
+        </w:rPr>
         <w:t>A,错误</w:t>
       </w:r>
     </w:p>
@@ -480,14 +570,32 @@
         <w:spacing w:line="360" w:lineRule="auto"/>
         <w:rPr>
           <w:rFonts w:hint="eastAsia"/>
+          <w:highlight w:val="yellow"/>
           <w:lang w:eastAsia="zh-CN"/>
         </w:rPr>
       </w:pPr>
       <w:r>
         <w:rPr>
+          <w:highlight w:val="yellow"/>
           <w:lang w:eastAsia="zh-CN"/>
         </w:rPr>
         <w:t>B,正确</w:t>
+      </w:r>
+    </w:p>
+    <w:p>
+      <w:pPr>
+        <w:spacing w:line="360" w:lineRule="auto"/>
+        <w:rPr>
+          <w:highlight w:val="yellow"/>
+          <w:lang w:eastAsia="zh-CN"/>
+        </w:rPr>
+      </w:pPr>
+      <w:r>
+        <w:rPr>
+          <w:highlight w:val="yellow"/>
+          <w:lang w:eastAsia="zh-CN"/>
+        </w:rPr>
+        <w:t>答案:B</w:t>
       </w:r>
     </w:p>
     <w:p>
@@ -499,9 +607,11 @@
       </w:pPr>
       <w:r>
         <w:rPr>
+          <w:rFonts w:hint="eastAsia"/>
+          <w:highlight w:val="yellow"/>
           <w:lang w:eastAsia="zh-CN"/>
         </w:rPr>
-        <w:t>答案:B</w:t>
+        <w:t>同构 = 元素可以一一对应，运算规律完全一样</w:t>
       </w:r>
     </w:p>
     <w:p>
@@ -576,6 +686,159 @@
       <w:pPr>
         <w:spacing w:line="360" w:lineRule="auto"/>
         <w:rPr>
+          <w:lang w:eastAsia="zh-CN"/>
+        </w:rPr>
+      </w:pPr>
+      <w:r>
+        <w:rPr>
+          <w:lang w:eastAsia="zh-CN"/>
+        </w:rPr>
+        <w:drawing>
+          <wp:inline distT="0" distB="0" distL="0" distR="0" wp14:anchorId="16F4019B" wp14:editId="0D168359">
+            <wp:extent cx="2041337" cy="3053807"/>
+            <wp:effectExtent l="0" t="0" r="0" b="0"/>
+            <wp:docPr id="1993676889" name="图片 1"/>
+            <wp:cNvGraphicFramePr>
+              <a:graphicFrameLocks xmlns:a="http://schemas.openxmlformats.org/drawingml/2006/main" noChangeAspect="1"/>
+            </wp:cNvGraphicFramePr>
+            <a:graphic xmlns:a="http://schemas.openxmlformats.org/drawingml/2006/main">
+              <a:graphicData uri="http://schemas.openxmlformats.org/drawingml/2006/picture">
+                <pic:pic xmlns:pic="http://schemas.openxmlformats.org/drawingml/2006/picture">
+                  <pic:nvPicPr>
+                    <pic:cNvPr id="1993676889" name=""/>
+                    <pic:cNvPicPr/>
+                  </pic:nvPicPr>
+                  <pic:blipFill>
+                    <a:blip r:embed="rId12"/>
+                    <a:stretch>
+                      <a:fillRect/>
+                    </a:stretch>
+                  </pic:blipFill>
+                  <pic:spPr>
+                    <a:xfrm>
+                      <a:off x="0" y="0"/>
+                      <a:ext cx="2056336" cy="3076246"/>
+                    </a:xfrm>
+                    <a:prstGeom prst="rect">
+                      <a:avLst/>
+                    </a:prstGeom>
+                  </pic:spPr>
+                </pic:pic>
+              </a:graphicData>
+            </a:graphic>
+          </wp:inline>
+        </w:drawing>
+      </w:r>
+    </w:p>
+    <w:p>
+      <w:pPr>
+        <w:spacing w:line="360" w:lineRule="auto"/>
+        <w:rPr>
+          <w:rFonts w:hint="eastAsia"/>
+          <w:lang w:eastAsia="zh-CN"/>
+        </w:rPr>
+      </w:pPr>
+    </w:p>
+    <w:p>
+      <w:pPr>
+        <w:spacing w:line="360" w:lineRule="auto"/>
+        <w:rPr>
+          <w:lang w:eastAsia="zh-CN"/>
+        </w:rPr>
+      </w:pPr>
+      <w:r>
+        <w:rPr>
+          <w:lang w:eastAsia="zh-CN"/>
+        </w:rPr>
+        <w:drawing>
+          <wp:inline distT="0" distB="0" distL="0" distR="0" wp14:anchorId="5FD7E739" wp14:editId="15F0A1A5">
+            <wp:extent cx="5486400" cy="1359535"/>
+            <wp:effectExtent l="0" t="0" r="0" b="0"/>
+            <wp:docPr id="389627106" name="图片 1"/>
+            <wp:cNvGraphicFramePr>
+              <a:graphicFrameLocks xmlns:a="http://schemas.openxmlformats.org/drawingml/2006/main" noChangeAspect="1"/>
+            </wp:cNvGraphicFramePr>
+            <a:graphic xmlns:a="http://schemas.openxmlformats.org/drawingml/2006/main">
+              <a:graphicData uri="http://schemas.openxmlformats.org/drawingml/2006/picture">
+                <pic:pic xmlns:pic="http://schemas.openxmlformats.org/drawingml/2006/picture">
+                  <pic:nvPicPr>
+                    <pic:cNvPr id="389627106" name=""/>
+                    <pic:cNvPicPr/>
+                  </pic:nvPicPr>
+                  <pic:blipFill>
+                    <a:blip r:embed="rId13"/>
+                    <a:stretch>
+                      <a:fillRect/>
+                    </a:stretch>
+                  </pic:blipFill>
+                  <pic:spPr>
+                    <a:xfrm>
+                      <a:off x="0" y="0"/>
+                      <a:ext cx="5486400" cy="1359535"/>
+                    </a:xfrm>
+                    <a:prstGeom prst="rect">
+                      <a:avLst/>
+                    </a:prstGeom>
+                  </pic:spPr>
+                </pic:pic>
+              </a:graphicData>
+            </a:graphic>
+          </wp:inline>
+        </w:drawing>
+      </w:r>
+    </w:p>
+    <w:p>
+      <w:pPr>
+        <w:spacing w:line="360" w:lineRule="auto"/>
+        <w:rPr>
+          <w:lang w:eastAsia="zh-CN"/>
+        </w:rPr>
+      </w:pPr>
+      <w:r>
+        <w:rPr>
+          <w:lang w:eastAsia="zh-CN"/>
+        </w:rPr>
+        <w:drawing>
+          <wp:inline distT="0" distB="0" distL="0" distR="0" wp14:anchorId="647A21E6" wp14:editId="2ABB78CE">
+            <wp:extent cx="2356834" cy="2479040"/>
+            <wp:effectExtent l="0" t="0" r="5715" b="0"/>
+            <wp:docPr id="832086797" name="图片 1"/>
+            <wp:cNvGraphicFramePr>
+              <a:graphicFrameLocks xmlns:a="http://schemas.openxmlformats.org/drawingml/2006/main" noChangeAspect="1"/>
+            </wp:cNvGraphicFramePr>
+            <a:graphic xmlns:a="http://schemas.openxmlformats.org/drawingml/2006/main">
+              <a:graphicData uri="http://schemas.openxmlformats.org/drawingml/2006/picture">
+                <pic:pic xmlns:pic="http://schemas.openxmlformats.org/drawingml/2006/picture">
+                  <pic:nvPicPr>
+                    <pic:cNvPr id="832086797" name=""/>
+                    <pic:cNvPicPr/>
+                  </pic:nvPicPr>
+                  <pic:blipFill>
+                    <a:blip r:embed="rId14"/>
+                    <a:stretch>
+                      <a:fillRect/>
+                    </a:stretch>
+                  </pic:blipFill>
+                  <pic:spPr>
+                    <a:xfrm>
+                      <a:off x="0" y="0"/>
+                      <a:ext cx="2370966" cy="2493905"/>
+                    </a:xfrm>
+                    <a:prstGeom prst="rect">
+                      <a:avLst/>
+                    </a:prstGeom>
+                  </pic:spPr>
+                </pic:pic>
+              </a:graphicData>
+            </a:graphic>
+          </wp:inline>
+        </w:drawing>
+      </w:r>
+    </w:p>
+    <w:p>
+      <w:pPr>
+        <w:spacing w:line="360" w:lineRule="auto"/>
+        <w:rPr>
           <w:rFonts w:hint="eastAsia"/>
           <w:lang w:eastAsia="zh-CN"/>
         </w:rPr>
@@ -603,11 +866,9 @@
           <w:rFonts w:hint="eastAsia"/>
         </w:rPr>
       </w:pPr>
-      <w:proofErr w:type="spellStart"/>
       <w:r>
         <w:t>A,正确</w:t>
       </w:r>
-      <w:proofErr w:type="spellEnd"/>
     </w:p>
     <w:p>
       <w:pPr>
@@ -623,12 +884,103 @@
     <w:p>
       <w:pPr>
         <w:spacing w:line="360" w:lineRule="auto"/>
+      </w:pPr>
+      <w:r>
+        <w:t>答案:B</w:t>
+      </w:r>
+    </w:p>
+    <w:p>
+      <w:pPr>
+        <w:spacing w:line="360" w:lineRule="auto"/>
         <w:rPr>
-          <w:rFonts w:hint="eastAsia"/>
+          <w:lang w:eastAsia="zh-CN"/>
         </w:rPr>
       </w:pPr>
       <w:r>
-        <w:t>答案:B</w:t>
+        <w:drawing>
+          <wp:inline distT="0" distB="0" distL="0" distR="0" wp14:anchorId="24BEEEA4" wp14:editId="7A80362F">
+            <wp:extent cx="3697671" cy="2360261"/>
+            <wp:effectExtent l="0" t="0" r="0" b="2540"/>
+            <wp:docPr id="1924774202" name="图片 1"/>
+            <wp:cNvGraphicFramePr>
+              <a:graphicFrameLocks xmlns:a="http://schemas.openxmlformats.org/drawingml/2006/main" noChangeAspect="1"/>
+            </wp:cNvGraphicFramePr>
+            <a:graphic xmlns:a="http://schemas.openxmlformats.org/drawingml/2006/main">
+              <a:graphicData uri="http://schemas.openxmlformats.org/drawingml/2006/picture">
+                <pic:pic xmlns:pic="http://schemas.openxmlformats.org/drawingml/2006/picture">
+                  <pic:nvPicPr>
+                    <pic:cNvPr id="1924774202" name=""/>
+                    <pic:cNvPicPr/>
+                  </pic:nvPicPr>
+                  <pic:blipFill>
+                    <a:blip r:embed="rId15"/>
+                    <a:stretch>
+                      <a:fillRect/>
+                    </a:stretch>
+                  </pic:blipFill>
+                  <pic:spPr>
+                    <a:xfrm>
+                      <a:off x="0" y="0"/>
+                      <a:ext cx="3704864" cy="2364852"/>
+                    </a:xfrm>
+                    <a:prstGeom prst="rect">
+                      <a:avLst/>
+                    </a:prstGeom>
+                  </pic:spPr>
+                </pic:pic>
+              </a:graphicData>
+            </a:graphic>
+          </wp:inline>
+        </w:drawing>
+      </w:r>
+    </w:p>
+    <w:p>
+      <w:pPr>
+        <w:spacing w:line="360" w:lineRule="auto"/>
+        <w:rPr>
+          <w:rFonts w:hint="eastAsia"/>
+          <w:lang w:eastAsia="zh-CN"/>
+        </w:rPr>
+      </w:pPr>
+      <w:r>
+        <w:rPr>
+          <w:lang w:eastAsia="zh-CN"/>
+        </w:rPr>
+        <w:drawing>
+          <wp:inline distT="0" distB="0" distL="0" distR="0" wp14:anchorId="66086C77" wp14:editId="4656BF1B">
+            <wp:extent cx="2641446" cy="2982938"/>
+            <wp:effectExtent l="0" t="0" r="6985" b="8255"/>
+            <wp:docPr id="263635270" name="图片 1"/>
+            <wp:cNvGraphicFramePr>
+              <a:graphicFrameLocks xmlns:a="http://schemas.openxmlformats.org/drawingml/2006/main" noChangeAspect="1"/>
+            </wp:cNvGraphicFramePr>
+            <a:graphic xmlns:a="http://schemas.openxmlformats.org/drawingml/2006/main">
+              <a:graphicData uri="http://schemas.openxmlformats.org/drawingml/2006/picture">
+                <pic:pic xmlns:pic="http://schemas.openxmlformats.org/drawingml/2006/picture">
+                  <pic:nvPicPr>
+                    <pic:cNvPr id="263635270" name=""/>
+                    <pic:cNvPicPr/>
+                  </pic:nvPicPr>
+                  <pic:blipFill>
+                    <a:blip r:embed="rId16"/>
+                    <a:stretch>
+                      <a:fillRect/>
+                    </a:stretch>
+                  </pic:blipFill>
+                  <pic:spPr>
+                    <a:xfrm>
+                      <a:off x="0" y="0"/>
+                      <a:ext cx="2651610" cy="2994416"/>
+                    </a:xfrm>
+                    <a:prstGeom prst="rect">
+                      <a:avLst/>
+                    </a:prstGeom>
+                  </pic:spPr>
+                </pic:pic>
+              </a:graphicData>
+            </a:graphic>
+          </wp:inline>
+        </w:drawing>
       </w:r>
     </w:p>
     <w:sectPr>

--- a/离散数学/集合论与图论/集合论与图论（上）课后习题/第6讲测验.docx
+++ b/离散数学/集合论与图论/集合论与图论（上）课后习题/第6讲测验.docx
@@ -173,6 +173,7 @@
       <w:pPr>
         <w:spacing w:line="360" w:lineRule="auto"/>
         <w:rPr>
+          <w:rFonts w:hint="eastAsia"/>
           <w:lang w:eastAsia="zh-CN"/>
         </w:rPr>
       </w:pPr>
@@ -363,6 +364,7 @@
       <w:pPr>
         <w:spacing w:line="360" w:lineRule="auto"/>
         <w:rPr>
+          <w:rFonts w:hint="eastAsia"/>
           <w:lang w:eastAsia="zh-CN"/>
         </w:rPr>
       </w:pPr>
@@ -396,7 +398,23 @@
           <w:highlight w:val="yellow"/>
           <w:lang w:eastAsia="zh-CN"/>
         </w:rPr>
-        <w:t>3,设X为有穷集合，S={f|f为从X到X的双射}，则S上的映射的合成运算满足交换律。</w:t>
+        <w:t>3,设X为有穷集合，S={</w:t>
+      </w:r>
+      <w:proofErr w:type="spellStart"/>
+      <w:r>
+        <w:rPr>
+          <w:highlight w:val="yellow"/>
+          <w:lang w:eastAsia="zh-CN"/>
+        </w:rPr>
+        <w:t>f|f</w:t>
+      </w:r>
+      <w:proofErr w:type="spellEnd"/>
+      <w:r>
+        <w:rPr>
+          <w:highlight w:val="yellow"/>
+          <w:lang w:eastAsia="zh-CN"/>
+        </w:rPr>
+        <w:t>为从X到X的双射}，则S上的映射的合成运算满足交换律。</w:t>
       </w:r>
     </w:p>
     <w:p>
@@ -407,12 +425,14 @@
           <w:highlight w:val="yellow"/>
         </w:rPr>
       </w:pPr>
+      <w:proofErr w:type="spellStart"/>
       <w:r>
         <w:rPr>
           <w:highlight w:val="yellow"/>
         </w:rPr>
         <w:t>A,错误</w:t>
       </w:r>
+      <w:proofErr w:type="spellEnd"/>
     </w:p>
     <w:p>
       <w:pPr>
@@ -422,29 +442,42 @@
           <w:highlight w:val="yellow"/>
         </w:rPr>
       </w:pPr>
+      <w:proofErr w:type="spellStart"/>
       <w:r>
         <w:rPr>
           <w:highlight w:val="yellow"/>
         </w:rPr>
         <w:t>B,正确</w:t>
       </w:r>
+      <w:proofErr w:type="spellEnd"/>
     </w:p>
     <w:p>
       <w:pPr>
         <w:spacing w:line="360" w:lineRule="auto"/>
+        <w:rPr>
+          <w:rFonts w:hint="eastAsia"/>
+        </w:rPr>
       </w:pPr>
+      <w:proofErr w:type="spellStart"/>
       <w:r>
         <w:rPr>
           <w:highlight w:val="yellow"/>
         </w:rPr>
         <w:t>答案:A</w:t>
       </w:r>
+      <w:proofErr w:type="spellEnd"/>
     </w:p>
     <w:p>
       <w:pPr>
         <w:spacing w:line="360" w:lineRule="auto"/>
+        <w:rPr>
+          <w:rFonts w:hint="eastAsia"/>
+        </w:rPr>
       </w:pPr>
       <w:r>
+        <w:rPr>
+          <w:noProof/>
+        </w:rPr>
         <w:lastRenderedPageBreak/>
         <w:drawing>
           <wp:inline distT="0" distB="0" distL="0" distR="0" wp14:anchorId="0E994818" wp14:editId="6359F3C6">
@@ -491,6 +524,9 @@
         </w:rPr>
       </w:pPr>
       <w:r>
+        <w:rPr>
+          <w:noProof/>
+        </w:rPr>
         <w:drawing>
           <wp:inline distT="0" distB="0" distL="0" distR="0" wp14:anchorId="792B6C2A" wp14:editId="1CD5EA16">
             <wp:extent cx="2495550" cy="6061944"/>
@@ -531,6 +567,9 @@
     <w:p>
       <w:pPr>
         <w:spacing w:line="360" w:lineRule="auto"/>
+        <w:rPr>
+          <w:rFonts w:hint="eastAsia"/>
+        </w:rPr>
       </w:pPr>
     </w:p>
     <w:p>
@@ -556,11 +595,13 @@
         <w:rPr>
           <w:rFonts w:hint="eastAsia"/>
           <w:highlight w:val="yellow"/>
+          <w:lang w:eastAsia="zh-CN"/>
         </w:rPr>
       </w:pPr>
       <w:r>
         <w:rPr>
           <w:highlight w:val="yellow"/>
+          <w:lang w:eastAsia="zh-CN"/>
         </w:rPr>
         <w:t>A,错误</w:t>
       </w:r>
@@ -579,6 +620,7 @@
           <w:highlight w:val="yellow"/>
           <w:lang w:eastAsia="zh-CN"/>
         </w:rPr>
+        <w:lastRenderedPageBreak/>
         <w:t>B,正确</w:t>
       </w:r>
     </w:p>
@@ -586,6 +628,7 @@
       <w:pPr>
         <w:spacing w:line="360" w:lineRule="auto"/>
         <w:rPr>
+          <w:rFonts w:hint="eastAsia"/>
           <w:highlight w:val="yellow"/>
           <w:lang w:eastAsia="zh-CN"/>
         </w:rPr>
@@ -602,6 +645,7 @@
       <w:pPr>
         <w:spacing w:line="360" w:lineRule="auto"/>
         <w:rPr>
+          <w:rFonts w:hint="eastAsia"/>
           <w:lang w:eastAsia="zh-CN"/>
         </w:rPr>
       </w:pPr>
@@ -672,6 +716,7 @@
       <w:pPr>
         <w:spacing w:line="360" w:lineRule="auto"/>
         <w:rPr>
+          <w:rFonts w:hint="eastAsia"/>
           <w:lang w:eastAsia="zh-CN"/>
         </w:rPr>
       </w:pPr>
@@ -686,11 +731,13 @@
       <w:pPr>
         <w:spacing w:line="360" w:lineRule="auto"/>
         <w:rPr>
+          <w:rFonts w:hint="eastAsia"/>
           <w:lang w:eastAsia="zh-CN"/>
         </w:rPr>
       </w:pPr>
       <w:r>
         <w:rPr>
+          <w:noProof/>
           <w:lang w:eastAsia="zh-CN"/>
         </w:rPr>
         <w:drawing>
@@ -743,13 +790,16 @@
       <w:pPr>
         <w:spacing w:line="360" w:lineRule="auto"/>
         <w:rPr>
+          <w:rFonts w:hint="eastAsia"/>
           <w:lang w:eastAsia="zh-CN"/>
         </w:rPr>
       </w:pPr>
       <w:r>
         <w:rPr>
+          <w:noProof/>
           <w:lang w:eastAsia="zh-CN"/>
         </w:rPr>
+        <w:lastRenderedPageBreak/>
         <w:drawing>
           <wp:inline distT="0" distB="0" distL="0" distR="0" wp14:anchorId="5FD7E739" wp14:editId="15F0A1A5">
             <wp:extent cx="5486400" cy="1359535"/>
@@ -791,11 +841,13 @@
       <w:pPr>
         <w:spacing w:line="360" w:lineRule="auto"/>
         <w:rPr>
+          <w:rFonts w:hint="eastAsia"/>
           <w:lang w:eastAsia="zh-CN"/>
         </w:rPr>
       </w:pPr>
       <w:r>
         <w:rPr>
+          <w:noProof/>
           <w:lang w:eastAsia="zh-CN"/>
         </w:rPr>
         <w:drawing>
@@ -866,9 +918,11 @@
           <w:rFonts w:hint="eastAsia"/>
         </w:rPr>
       </w:pPr>
+      <w:proofErr w:type="spellStart"/>
       <w:r>
         <w:t>A,正确</w:t>
       </w:r>
+      <w:proofErr w:type="spellEnd"/>
     </w:p>
     <w:p>
       <w:pPr>
@@ -877,26 +931,38 @@
           <w:rFonts w:hint="eastAsia"/>
         </w:rPr>
       </w:pPr>
+      <w:proofErr w:type="spellStart"/>
       <w:r>
         <w:t>B,错误</w:t>
       </w:r>
-    </w:p>
-    <w:p>
-      <w:pPr>
-        <w:spacing w:line="360" w:lineRule="auto"/>
-      </w:pPr>
-      <w:r>
-        <w:t>答案:B</w:t>
-      </w:r>
+      <w:proofErr w:type="spellEnd"/>
     </w:p>
     <w:p>
       <w:pPr>
         <w:spacing w:line="360" w:lineRule="auto"/>
         <w:rPr>
+          <w:rFonts w:hint="eastAsia"/>
+        </w:rPr>
+      </w:pPr>
+      <w:proofErr w:type="spellStart"/>
+      <w:r>
+        <w:t>答案:B</w:t>
+      </w:r>
+      <w:proofErr w:type="spellEnd"/>
+    </w:p>
+    <w:p>
+      <w:pPr>
+        <w:spacing w:line="360" w:lineRule="auto"/>
+        <w:rPr>
+          <w:rFonts w:hint="eastAsia"/>
           <w:lang w:eastAsia="zh-CN"/>
         </w:rPr>
       </w:pPr>
       <w:r>
+        <w:rPr>
+          <w:noProof/>
+        </w:rPr>
+        <w:lastRenderedPageBreak/>
         <w:drawing>
           <wp:inline distT="0" distB="0" distL="0" distR="0" wp14:anchorId="24BEEEA4" wp14:editId="7A80362F">
             <wp:extent cx="3697671" cy="2360261"/>
@@ -938,12 +1004,12 @@
       <w:pPr>
         <w:spacing w:line="360" w:lineRule="auto"/>
         <w:rPr>
-          <w:rFonts w:hint="eastAsia"/>
           <w:lang w:eastAsia="zh-CN"/>
         </w:rPr>
       </w:pPr>
       <w:r>
         <w:rPr>
+          <w:noProof/>
           <w:lang w:eastAsia="zh-CN"/>
         </w:rPr>
         <w:drawing>
@@ -982,6 +1048,23 @@
           </wp:inline>
         </w:drawing>
       </w:r>
+    </w:p>
+    <w:p>
+      <w:pPr>
+        <w:spacing w:line="360" w:lineRule="auto"/>
+        <w:rPr>
+          <w:lang w:eastAsia="zh-CN"/>
+        </w:rPr>
+      </w:pPr>
+    </w:p>
+    <w:p>
+      <w:pPr>
+        <w:spacing w:line="360" w:lineRule="auto"/>
+        <w:rPr>
+          <w:rFonts w:hint="eastAsia"/>
+          <w:lang w:eastAsia="zh-CN"/>
+        </w:rPr>
+      </w:pPr>
     </w:p>
     <w:sectPr>
       <w:pgSz w:w="12240" w:h="15840"/>
@@ -1803,7 +1886,6 @@
   <w:style w:type="character" w:default="1" w:styleId="a2">
     <w:name w:val="Default Paragraph Font"/>
     <w:uiPriority w:val="1"/>
-    <w:semiHidden/>
     <w:unhideWhenUsed/>
   </w:style>
   <w:style w:type="table" w:default="1" w:styleId="a3">

--- a/离散数学/集合论与图论/集合论与图论（上）课后习题/第6讲测验.docx
+++ b/离散数学/集合论与图论/集合论与图论（上）课后习题/第6讲测验.docx
@@ -398,23 +398,7 @@
           <w:highlight w:val="yellow"/>
           <w:lang w:eastAsia="zh-CN"/>
         </w:rPr>
-        <w:t>3,设X为有穷集合，S={</w:t>
-      </w:r>
-      <w:proofErr w:type="spellStart"/>
-      <w:r>
-        <w:rPr>
-          <w:highlight w:val="yellow"/>
-          <w:lang w:eastAsia="zh-CN"/>
-        </w:rPr>
-        <w:t>f|f</w:t>
-      </w:r>
-      <w:proofErr w:type="spellEnd"/>
-      <w:r>
-        <w:rPr>
-          <w:highlight w:val="yellow"/>
-          <w:lang w:eastAsia="zh-CN"/>
-        </w:rPr>
-        <w:t>为从X到X的双射}，则S上的映射的合成运算满足交换律。</w:t>
+        <w:t>3,设X为有穷集合，S={f|f为从X到X的双射}，则S上的映射的合成运算满足交换律。</w:t>
       </w:r>
     </w:p>
     <w:p>
@@ -425,14 +409,12 @@
           <w:highlight w:val="yellow"/>
         </w:rPr>
       </w:pPr>
-      <w:proofErr w:type="spellStart"/>
       <w:r>
         <w:rPr>
           <w:highlight w:val="yellow"/>
         </w:rPr>
         <w:t>A,错误</w:t>
       </w:r>
-      <w:proofErr w:type="spellEnd"/>
     </w:p>
     <w:p>
       <w:pPr>
@@ -442,14 +424,12 @@
           <w:highlight w:val="yellow"/>
         </w:rPr>
       </w:pPr>
-      <w:proofErr w:type="spellStart"/>
       <w:r>
         <w:rPr>
           <w:highlight w:val="yellow"/>
         </w:rPr>
         <w:t>B,正确</w:t>
       </w:r>
-      <w:proofErr w:type="spellEnd"/>
     </w:p>
     <w:p>
       <w:pPr>
@@ -458,14 +438,12 @@
           <w:rFonts w:hint="eastAsia"/>
         </w:rPr>
       </w:pPr>
-      <w:proofErr w:type="spellStart"/>
       <w:r>
         <w:rPr>
           <w:highlight w:val="yellow"/>
         </w:rPr>
         <w:t>答案:A</w:t>
       </w:r>
-      <w:proofErr w:type="spellEnd"/>
     </w:p>
     <w:p>
       <w:pPr>
@@ -628,8 +606,6 @@
       <w:pPr>
         <w:spacing w:line="360" w:lineRule="auto"/>
         <w:rPr>
-          <w:rFonts w:hint="eastAsia"/>
-          <w:highlight w:val="yellow"/>
           <w:lang w:eastAsia="zh-CN"/>
         </w:rPr>
       </w:pPr>
@@ -643,6 +619,9 @@
     </w:p>
     <w:p>
       <w:pPr>
+        <w:tabs>
+          <w:tab w:val="left" w:pos="5055"/>
+        </w:tabs>
         <w:spacing w:line="360" w:lineRule="auto"/>
         <w:rPr>
           <w:rFonts w:hint="eastAsia"/>
@@ -652,10 +631,247 @@
       <w:r>
         <w:rPr>
           <w:rFonts w:hint="eastAsia"/>
+          <w:lang w:eastAsia="zh-CN"/>
+        </w:rPr>
+        <w:t>需要定义Z和2Z两个代数系统的映射f（n）=2n并实现</w:t>
+      </w:r>
+      <w:r>
+        <w:rPr>
+          <w:rFonts w:hint="eastAsia"/>
+          <w:lang w:eastAsia="zh-CN"/>
+        </w:rPr>
+        <w:t>同构：</w:t>
+      </w:r>
+    </w:p>
+    <w:p>
+      <w:pPr>
+        <w:tabs>
+          <w:tab w:val="left" w:pos="5055"/>
+        </w:tabs>
+        <w:spacing w:line="360" w:lineRule="auto"/>
+        <w:rPr>
+          <w:lang w:eastAsia="zh-CN"/>
+        </w:rPr>
+      </w:pPr>
+      <w:r>
+        <w:rPr>
+          <w:rFonts w:hint="eastAsia"/>
           <w:highlight w:val="yellow"/>
           <w:lang w:eastAsia="zh-CN"/>
         </w:rPr>
-        <w:t>同构 = 元素可以一一对应，运算规律完全一样</w:t>
+        <w:t xml:space="preserve">同态 = </w:t>
+      </w:r>
+      <w:r>
+        <w:rPr>
+          <w:i/>
+          <w:iCs/>
+          <w:highlight w:val="yellow"/>
+          <w:lang w:eastAsia="zh-CN"/>
+        </w:rPr>
+        <w:t>φ</w:t>
+      </w:r>
+      <w:r>
+        <w:rPr>
+          <w:highlight w:val="yellow"/>
+          <w:lang w:eastAsia="zh-CN"/>
+        </w:rPr>
+        <w:t>(</w:t>
+      </w:r>
+      <w:r>
+        <w:rPr>
+          <w:i/>
+          <w:iCs/>
+          <w:highlight w:val="yellow"/>
+          <w:lang w:eastAsia="zh-CN"/>
+        </w:rPr>
+        <w:t>a</w:t>
+      </w:r>
+      <w:r>
+        <w:rPr>
+          <w:rFonts w:ascii="Cambria Math" w:hAnsi="Cambria Math" w:cs="Cambria Math"/>
+          <w:highlight w:val="yellow"/>
+          <w:lang w:eastAsia="zh-CN"/>
+        </w:rPr>
+        <w:t>∘</w:t>
+      </w:r>
+      <w:r>
+        <w:rPr>
+          <w:i/>
+          <w:iCs/>
+          <w:highlight w:val="yellow"/>
+          <w:lang w:eastAsia="zh-CN"/>
+        </w:rPr>
+        <w:t>b</w:t>
+      </w:r>
+      <w:r>
+        <w:rPr>
+          <w:highlight w:val="yellow"/>
+          <w:lang w:eastAsia="zh-CN"/>
+        </w:rPr>
+        <w:t>)=</w:t>
+      </w:r>
+      <w:r>
+        <w:rPr>
+          <w:i/>
+          <w:iCs/>
+          <w:highlight w:val="yellow"/>
+          <w:lang w:eastAsia="zh-CN"/>
+        </w:rPr>
+        <w:t>φ</w:t>
+      </w:r>
+      <w:r>
+        <w:rPr>
+          <w:highlight w:val="yellow"/>
+          <w:lang w:eastAsia="zh-CN"/>
+        </w:rPr>
+        <w:t>(</w:t>
+      </w:r>
+      <w:r>
+        <w:rPr>
+          <w:i/>
+          <w:iCs/>
+          <w:highlight w:val="yellow"/>
+          <w:lang w:eastAsia="zh-CN"/>
+        </w:rPr>
+        <w:t>a</w:t>
+      </w:r>
+      <w:r>
+        <w:rPr>
+          <w:highlight w:val="yellow"/>
+          <w:lang w:eastAsia="zh-CN"/>
+        </w:rPr>
+        <w:t>)</w:t>
+      </w:r>
+      <w:r>
+        <w:rPr>
+          <w:rFonts w:ascii="Cambria Math" w:hAnsi="Cambria Math" w:cs="Cambria Math"/>
+          <w:highlight w:val="yellow"/>
+          <w:lang w:eastAsia="zh-CN"/>
+        </w:rPr>
+        <w:t>∘</w:t>
+      </w:r>
+      <w:r>
+        <w:rPr>
+          <w:i/>
+          <w:iCs/>
+          <w:highlight w:val="yellow"/>
+          <w:lang w:eastAsia="zh-CN"/>
+        </w:rPr>
+        <w:t>φ</w:t>
+      </w:r>
+      <w:r>
+        <w:rPr>
+          <w:highlight w:val="yellow"/>
+          <w:lang w:eastAsia="zh-CN"/>
+        </w:rPr>
+        <w:t>(</w:t>
+      </w:r>
+      <w:r>
+        <w:rPr>
+          <w:i/>
+          <w:iCs/>
+          <w:highlight w:val="yellow"/>
+          <w:lang w:eastAsia="zh-CN"/>
+        </w:rPr>
+        <w:t>b</w:t>
+      </w:r>
+      <w:r>
+        <w:rPr>
+          <w:highlight w:val="yellow"/>
+          <w:lang w:eastAsia="zh-CN"/>
+        </w:rPr>
+        <w:t>)</w:t>
+      </w:r>
+      <w:r>
+        <w:rPr>
+          <w:highlight w:val="yellow"/>
+          <w:lang w:eastAsia="zh-CN"/>
+        </w:rPr>
+        <w:t> + 满射</w:t>
+      </w:r>
+    </w:p>
+    <w:p>
+      <w:pPr>
+        <w:tabs>
+          <w:tab w:val="left" w:pos="5055"/>
+        </w:tabs>
+        <w:spacing w:line="360" w:lineRule="auto"/>
+        <w:rPr>
+          <w:lang w:eastAsia="zh-CN"/>
+        </w:rPr>
+      </w:pPr>
+      <w:r>
+        <w:rPr>
+          <w:rFonts w:hint="eastAsia"/>
+          <w:highlight w:val="yellow"/>
+          <w:lang w:eastAsia="zh-CN"/>
+        </w:rPr>
+        <w:t xml:space="preserve">同构 = </w:t>
+      </w:r>
+      <w:r>
+        <w:rPr>
+          <w:rFonts w:hint="eastAsia"/>
+          <w:highlight w:val="yellow"/>
+          <w:lang w:eastAsia="zh-CN"/>
+        </w:rPr>
+        <w:t xml:space="preserve">同态 + 双射 </w:t>
+      </w:r>
+      <w:r>
+        <w:rPr>
+          <w:rFonts w:hint="eastAsia"/>
+          <w:highlight w:val="yellow"/>
+          <w:lang w:eastAsia="zh-CN"/>
+        </w:rPr>
+        <w:t>元素可以一一对应，运算规律完全一样</w:t>
+      </w:r>
+    </w:p>
+    <w:p>
+      <w:pPr>
+        <w:spacing w:line="360" w:lineRule="auto"/>
+        <w:rPr>
+          <w:rFonts w:hint="eastAsia"/>
+          <w:lang w:eastAsia="zh-CN"/>
+        </w:rPr>
+      </w:pPr>
+      <w:r>
+        <w:rPr>
+          <w:lang w:eastAsia="zh-CN"/>
+        </w:rPr>
+        <w:drawing>
+          <wp:inline distT="0" distB="0" distL="0" distR="0" wp14:anchorId="7975BCE9" wp14:editId="55A6C8C2">
+            <wp:extent cx="5486400" cy="4857750"/>
+            <wp:effectExtent l="0" t="0" r="0" b="0"/>
+            <wp:docPr id="1558608560" name="图片 1"/>
+            <wp:cNvGraphicFramePr>
+              <a:graphicFrameLocks xmlns:a="http://schemas.openxmlformats.org/drawingml/2006/main" noChangeAspect="1"/>
+            </wp:cNvGraphicFramePr>
+            <a:graphic xmlns:a="http://schemas.openxmlformats.org/drawingml/2006/main">
+              <a:graphicData uri="http://schemas.openxmlformats.org/drawingml/2006/picture">
+                <pic:pic xmlns:pic="http://schemas.openxmlformats.org/drawingml/2006/picture">
+                  <pic:nvPicPr>
+                    <pic:cNvPr id="1558608560" name=""/>
+                    <pic:cNvPicPr/>
+                  </pic:nvPicPr>
+                  <pic:blipFill>
+                    <a:blip r:embed="rId12"/>
+                    <a:stretch>
+                      <a:fillRect/>
+                    </a:stretch>
+                  </pic:blipFill>
+                  <pic:spPr>
+                    <a:xfrm>
+                      <a:off x="0" y="0"/>
+                      <a:ext cx="5486400" cy="4857750"/>
+                    </a:xfrm>
+                    <a:prstGeom prst="rect">
+                      <a:avLst/>
+                    </a:prstGeom>
+                  </pic:spPr>
+                </pic:pic>
+              </a:graphicData>
+            </a:graphic>
+          </wp:inline>
+        </w:drawing>
       </w:r>
     </w:p>
     <w:p>
@@ -694,6 +910,7 @@
         <w:rPr>
           <w:lang w:eastAsia="zh-CN"/>
         </w:rPr>
+        <w:lastRenderedPageBreak/>
         <w:t>A,正确</w:t>
       </w:r>
     </w:p>
@@ -756,7 +973,7 @@
                     <pic:cNvPicPr/>
                   </pic:nvPicPr>
                   <pic:blipFill>
-                    <a:blip r:embed="rId12"/>
+                    <a:blip r:embed="rId13"/>
                     <a:stretch>
                       <a:fillRect/>
                     </a:stretch>
@@ -799,7 +1016,6 @@
           <w:noProof/>
           <w:lang w:eastAsia="zh-CN"/>
         </w:rPr>
-        <w:lastRenderedPageBreak/>
         <w:drawing>
           <wp:inline distT="0" distB="0" distL="0" distR="0" wp14:anchorId="5FD7E739" wp14:editId="15F0A1A5">
             <wp:extent cx="5486400" cy="1359535"/>
@@ -816,7 +1032,7 @@
                     <pic:cNvPicPr/>
                   </pic:nvPicPr>
                   <pic:blipFill>
-                    <a:blip r:embed="rId13"/>
+                    <a:blip r:embed="rId14"/>
                     <a:stretch>
                       <a:fillRect/>
                     </a:stretch>
@@ -850,10 +1066,11 @@
           <w:noProof/>
           <w:lang w:eastAsia="zh-CN"/>
         </w:rPr>
+        <w:lastRenderedPageBreak/>
         <w:drawing>
-          <wp:inline distT="0" distB="0" distL="0" distR="0" wp14:anchorId="647A21E6" wp14:editId="2ABB78CE">
-            <wp:extent cx="2356834" cy="2479040"/>
-            <wp:effectExtent l="0" t="0" r="5715" b="0"/>
+          <wp:inline distT="0" distB="0" distL="0" distR="0" wp14:anchorId="647A21E6" wp14:editId="61AD96F8">
+            <wp:extent cx="3476625" cy="3656894"/>
+            <wp:effectExtent l="0" t="0" r="0" b="1270"/>
             <wp:docPr id="832086797" name="图片 1"/>
             <wp:cNvGraphicFramePr>
               <a:graphicFrameLocks xmlns:a="http://schemas.openxmlformats.org/drawingml/2006/main" noChangeAspect="1"/>
@@ -866,7 +1083,7 @@
                     <pic:cNvPicPr/>
                   </pic:nvPicPr>
                   <pic:blipFill>
-                    <a:blip r:embed="rId14"/>
+                    <a:blip r:embed="rId15"/>
                     <a:stretch>
                       <a:fillRect/>
                     </a:stretch>
@@ -874,7 +1091,7 @@
                   <pic:spPr>
                     <a:xfrm>
                       <a:off x="0" y="0"/>
-                      <a:ext cx="2370966" cy="2493905"/>
+                      <a:ext cx="3504922" cy="3686659"/>
                     </a:xfrm>
                     <a:prstGeom prst="rect">
                       <a:avLst/>
@@ -918,11 +1135,9 @@
           <w:rFonts w:hint="eastAsia"/>
         </w:rPr>
       </w:pPr>
-      <w:proofErr w:type="spellStart"/>
       <w:r>
         <w:t>A,正确</w:t>
       </w:r>
-      <w:proofErr w:type="spellEnd"/>
     </w:p>
     <w:p>
       <w:pPr>
@@ -931,11 +1146,9 @@
           <w:rFonts w:hint="eastAsia"/>
         </w:rPr>
       </w:pPr>
-      <w:proofErr w:type="spellStart"/>
       <w:r>
         <w:t>B,错误</w:t>
       </w:r>
-      <w:proofErr w:type="spellEnd"/>
     </w:p>
     <w:p>
       <w:pPr>
@@ -944,11 +1157,9 @@
           <w:rFonts w:hint="eastAsia"/>
         </w:rPr>
       </w:pPr>
-      <w:proofErr w:type="spellStart"/>
       <w:r>
         <w:t>答案:B</w:t>
       </w:r>
-      <w:proofErr w:type="spellEnd"/>
     </w:p>
     <w:p>
       <w:pPr>
@@ -979,7 +1190,7 @@
                     <pic:cNvPicPr/>
                   </pic:nvPicPr>
                   <pic:blipFill>
-                    <a:blip r:embed="rId15"/>
+                    <a:blip r:embed="rId16"/>
                     <a:stretch>
                       <a:fillRect/>
                     </a:stretch>
@@ -1004,6 +1215,7 @@
       <w:pPr>
         <w:spacing w:line="360" w:lineRule="auto"/>
         <w:rPr>
+          <w:rFonts w:hint="eastAsia"/>
           <w:lang w:eastAsia="zh-CN"/>
         </w:rPr>
       </w:pPr>
@@ -1028,7 +1240,7 @@
                     <pic:cNvPicPr/>
                   </pic:nvPicPr>
                   <pic:blipFill>
-                    <a:blip r:embed="rId16"/>
+                    <a:blip r:embed="rId17"/>
                     <a:stretch>
                       <a:fillRect/>
                     </a:stretch>
@@ -1053,9 +1265,56 @@
       <w:pPr>
         <w:spacing w:line="360" w:lineRule="auto"/>
         <w:rPr>
+          <w:rFonts w:hint="eastAsia"/>
           <w:lang w:eastAsia="zh-CN"/>
         </w:rPr>
       </w:pPr>
+      <w:r>
+        <w:rPr>
+          <w:rFonts w:hint="eastAsia"/>
+          <w:lang w:eastAsia="zh-CN"/>
+        </w:rPr>
+        <w:t>但若是</w:t>
+      </w:r>
+      <w:r>
+        <w:rPr>
+          <w:lang w:eastAsia="zh-CN"/>
+        </w:rPr>
+        <w:t>代数系（R，</w:t>
+      </w:r>
+      <w:r>
+        <w:rPr>
+          <w:rFonts w:hint="eastAsia"/>
+          <w:lang w:eastAsia="zh-CN"/>
+        </w:rPr>
+        <w:t>+</w:t>
+      </w:r>
+      <w:r>
+        <w:rPr>
+          <w:lang w:eastAsia="zh-CN"/>
+        </w:rPr>
+        <w:t>）与代数系（C，</w:t>
+      </w:r>
+      <w:r>
+        <w:rPr>
+          <w:rFonts w:hint="eastAsia"/>
+          <w:lang w:eastAsia="zh-CN"/>
+        </w:rPr>
+        <w:t>+</w:t>
+      </w:r>
+      <w:r>
+        <w:rPr>
+          <w:lang w:eastAsia="zh-CN"/>
+        </w:rPr>
+        <w:t>）</w:t>
+      </w:r>
+      <w:r>
+        <w:rPr>
+          <w:rFonts w:hint="eastAsia"/>
+          <w:lang w:eastAsia="zh-CN"/>
+        </w:rPr>
+        <w:t>却是同构的</w:t>
+      </w:r>
     </w:p>
     <w:p>
       <w:pPr>

--- a/离散数学/集合论与图论/集合论与图论（上）课后习题/第6讲测验.docx
+++ b/离散数学/集合论与图论/集合论与图论（上）课后习题/第6讲测验.docx
@@ -398,7 +398,23 @@
           <w:highlight w:val="yellow"/>
           <w:lang w:eastAsia="zh-CN"/>
         </w:rPr>
-        <w:t>3,设X为有穷集合，S={f|f为从X到X的双射}，则S上的映射的合成运算满足交换律。</w:t>
+        <w:t>3,设X为有穷集合，S={</w:t>
+      </w:r>
+      <w:proofErr w:type="spellStart"/>
+      <w:r>
+        <w:rPr>
+          <w:highlight w:val="yellow"/>
+          <w:lang w:eastAsia="zh-CN"/>
+        </w:rPr>
+        <w:t>f|f</w:t>
+      </w:r>
+      <w:proofErr w:type="spellEnd"/>
+      <w:r>
+        <w:rPr>
+          <w:highlight w:val="yellow"/>
+          <w:lang w:eastAsia="zh-CN"/>
+        </w:rPr>
+        <w:t>为从X到X的双射}，则S上的映射的合成运算满足交换律。</w:t>
       </w:r>
     </w:p>
     <w:p>
@@ -409,12 +425,14 @@
           <w:highlight w:val="yellow"/>
         </w:rPr>
       </w:pPr>
+      <w:proofErr w:type="spellStart"/>
       <w:r>
         <w:rPr>
           <w:highlight w:val="yellow"/>
         </w:rPr>
         <w:t>A,错误</w:t>
       </w:r>
+      <w:proofErr w:type="spellEnd"/>
     </w:p>
     <w:p>
       <w:pPr>
@@ -424,12 +442,14 @@
           <w:highlight w:val="yellow"/>
         </w:rPr>
       </w:pPr>
+      <w:proofErr w:type="spellStart"/>
       <w:r>
         <w:rPr>
           <w:highlight w:val="yellow"/>
         </w:rPr>
         <w:t>B,正确</w:t>
       </w:r>
+      <w:proofErr w:type="spellEnd"/>
     </w:p>
     <w:p>
       <w:pPr>
@@ -438,12 +458,14 @@
           <w:rFonts w:hint="eastAsia"/>
         </w:rPr>
       </w:pPr>
+      <w:proofErr w:type="spellStart"/>
       <w:r>
         <w:rPr>
           <w:highlight w:val="yellow"/>
         </w:rPr>
         <w:t>答案:A</w:t>
       </w:r>
+      <w:proofErr w:type="spellEnd"/>
     </w:p>
     <w:p>
       <w:pPr>
@@ -606,6 +628,7 @@
       <w:pPr>
         <w:spacing w:line="360" w:lineRule="auto"/>
         <w:rPr>
+          <w:rFonts w:hint="eastAsia"/>
           <w:lang w:eastAsia="zh-CN"/>
         </w:rPr>
       </w:pPr>
@@ -633,14 +656,7 @@
           <w:rFonts w:hint="eastAsia"/>
           <w:lang w:eastAsia="zh-CN"/>
         </w:rPr>
-        <w:t>需要定义Z和2Z两个代数系统的映射f（n）=2n并实现</w:t>
-      </w:r>
-      <w:r>
-        <w:rPr>
-          <w:rFonts w:hint="eastAsia"/>
-          <w:lang w:eastAsia="zh-CN"/>
-        </w:rPr>
-        <w:t>同构：</w:t>
+        <w:t>需要定义Z和2Z两个代数系统的映射f（n）=2n并实现同构：</w:t>
       </w:r>
     </w:p>
     <w:p>
@@ -650,6 +666,7 @@
         </w:tabs>
         <w:spacing w:line="360" w:lineRule="auto"/>
         <w:rPr>
+          <w:rFonts w:hint="eastAsia"/>
           <w:lang w:eastAsia="zh-CN"/>
         </w:rPr>
       </w:pPr>
@@ -677,6 +694,7 @@
         </w:rPr>
         <w:t>(</w:t>
       </w:r>
+      <w:proofErr w:type="spellStart"/>
       <w:r>
         <w:rPr>
           <w:i/>
@@ -703,6 +721,7 @@
         </w:rPr>
         <w:t>b</w:t>
       </w:r>
+      <w:proofErr w:type="spellEnd"/>
       <w:r>
         <w:rPr>
           <w:highlight w:val="yellow"/>
@@ -797,6 +816,7 @@
         </w:tabs>
         <w:spacing w:line="360" w:lineRule="auto"/>
         <w:rPr>
+          <w:rFonts w:hint="eastAsia"/>
           <w:lang w:eastAsia="zh-CN"/>
         </w:rPr>
       </w:pPr>
@@ -835,6 +855,7 @@
       </w:pPr>
       <w:r>
         <w:rPr>
+          <w:noProof/>
           <w:lang w:eastAsia="zh-CN"/>
         </w:rPr>
         <w:drawing>
@@ -1118,11 +1139,15 @@
         <w:spacing w:line="360" w:lineRule="auto"/>
         <w:rPr>
           <w:rFonts w:hint="eastAsia"/>
+          <w:highlight w:val="yellow"/>
+          <w:u w:val="single"/>
           <w:lang w:eastAsia="zh-CN"/>
         </w:rPr>
       </w:pPr>
       <w:r>
         <w:rPr>
+          <w:highlight w:val="yellow"/>
+          <w:u w:val="single"/>
           <w:lang w:eastAsia="zh-CN"/>
         </w:rPr>
         <w:t>6,设R为实数集，C为复数集，*为通常的乘法运算，则代数系（R，*）与代数系（C，*）同构。</w:t>
@@ -1133,33 +1158,56 @@
         <w:spacing w:line="360" w:lineRule="auto"/>
         <w:rPr>
           <w:rFonts w:hint="eastAsia"/>
+          <w:highlight w:val="yellow"/>
+          <w:u w:val="single"/>
         </w:rPr>
       </w:pPr>
+      <w:proofErr w:type="spellStart"/>
       <w:r>
+        <w:rPr>
+          <w:highlight w:val="yellow"/>
+          <w:u w:val="single"/>
+        </w:rPr>
         <w:t>A,正确</w:t>
       </w:r>
+      <w:proofErr w:type="spellEnd"/>
     </w:p>
     <w:p>
       <w:pPr>
         <w:spacing w:line="360" w:lineRule="auto"/>
         <w:rPr>
           <w:rFonts w:hint="eastAsia"/>
+          <w:highlight w:val="yellow"/>
+          <w:u w:val="single"/>
         </w:rPr>
       </w:pPr>
+      <w:proofErr w:type="spellStart"/>
       <w:r>
+        <w:rPr>
+          <w:highlight w:val="yellow"/>
+          <w:u w:val="single"/>
+        </w:rPr>
         <w:t>B,错误</w:t>
       </w:r>
+      <w:proofErr w:type="spellEnd"/>
     </w:p>
     <w:p>
       <w:pPr>
         <w:spacing w:line="360" w:lineRule="auto"/>
         <w:rPr>
           <w:rFonts w:hint="eastAsia"/>
+          <w:u w:val="single"/>
         </w:rPr>
       </w:pPr>
+      <w:proofErr w:type="spellStart"/>
       <w:r>
+        <w:rPr>
+          <w:highlight w:val="yellow"/>
+          <w:u w:val="single"/>
+        </w:rPr>
         <w:t>答案:B</w:t>
       </w:r>
+      <w:proofErr w:type="spellEnd"/>
     </w:p>
     <w:p>
       <w:pPr>
@@ -2145,6 +2193,7 @@
   <w:style w:type="character" w:default="1" w:styleId="a2">
     <w:name w:val="Default Paragraph Font"/>
     <w:uiPriority w:val="1"/>
+    <w:semiHidden/>
     <w:unhideWhenUsed/>
   </w:style>
   <w:style w:type="table" w:default="1" w:styleId="a3">
